--- a/teaching-pack/12-M08-spurious-correlation/KEY-M08-answer-key.docx
+++ b/teaching-pack/12-M08-spurious-correlation/KEY-M08-answer-key.docx
@@ -191,7 +191,7 @@
                 <w:i w:val="0"/>
                 <w:sz w:val="16"/>
               </w:rPr>
-              <w:t>7.951 µε/day</w:t>
+              <w:t>8.116 µε/day</w:t>
             </w:r>
           </w:p>
         </w:tc>
@@ -210,7 +210,7 @@
                 <w:i w:val="0"/>
                 <w:sz w:val="16"/>
               </w:rPr>
-              <w:t>0.891</w:t>
+              <w:t>0.870</w:t>
             </w:r>
           </w:p>
         </w:tc>
@@ -271,7 +271,7 @@
                 <w:i w:val="0"/>
                 <w:sz w:val="16"/>
               </w:rPr>
-              <w:t>11.777 µε/°C</w:t>
+              <w:t>11.901 µε/°C</w:t>
             </w:r>
           </w:p>
         </w:tc>
@@ -291,7 +291,7 @@
                 <w:i w:val="0"/>
                 <w:sz w:val="16"/>
               </w:rPr>
-              <w:t>0.975</w:t>
+              <w:t>0.933</w:t>
             </w:r>
           </w:p>
         </w:tc>
@@ -351,7 +351,7 @@
                 <w:i w:val="0"/>
                 <w:sz w:val="16"/>
               </w:rPr>
-              <w:t>0.172 µε/day</w:t>
+              <w:t>0.256 µε/day</w:t>
             </w:r>
           </w:p>
         </w:tc>
@@ -370,7 +370,7 @@
                 <w:i w:val="0"/>
                 <w:sz w:val="16"/>
               </w:rPr>
-              <w:t>0.017</w:t>
+              <w:t>0.013</w:t>
             </w:r>
           </w:p>
         </w:tc>

--- a/teaching-pack/12-M08-spurious-correlation/KEY-M08-answer-key.docx
+++ b/teaching-pack/12-M08-spurious-correlation/KEY-M08-answer-key.docx
@@ -712,7 +712,7 @@
           <w:i w:val="0"/>
           <w:sz w:val="20"/>
         </w:rPr>
-        <w:t>Oli story/SAY remains pending. Use the run-of-day hooks, not invented dialogue.</w:t>
+        <w:t>Deck notes and the run-of-day use the Cloud-passed Oli canon SAY.</w:t>
       </w:r>
     </w:p>
     <w:sectPr>
